--- a/docs/prd/CuocPhiThietKeDB.docx
+++ b/docs/prd/CuocPhiThietKeDB.docx
@@ -2,7 +2,7 @@
 <file path=word/document.xml><?xml version="1.0" encoding="utf-8"?>
 <w:document xmlns:w="http://schemas.openxmlformats.org/wordprocessingml/2006/main" xmlns:m="http://schemas.openxmlformats.org/officeDocument/2006/math" xmlns:r="http://schemas.openxmlformats.org/officeDocument/2006/relationships" xmlns:o="urn:schemas-microsoft-com:office:office" xmlns:v="urn:schemas-microsoft-com:vml" xmlns:w10="urn:schemas-microsoft-com:office:word" xmlns:a="http://schemas.openxmlformats.org/drawingml/2006/main" xmlns:pic="http://schemas.openxmlformats.org/drawingml/2006/picture" xmlns:wp="http://schemas.openxmlformats.org/drawingml/2006/wordprocessingDrawing">
   <w:body>
-    <w:bookmarkStart w:id="20" w:name="yêu-cầu-dữ-liệu-cước-và-lịch-sử-giá"/>
+    <w:bookmarkStart w:id="17" w:name="yêu-cầu-dữ-liệu-cước-và-lịch-sử-giá"/>
     <w:p>
       <w:pPr>
         <w:pStyle w:val="Heading1"/>
@@ -22,24 +22,10 @@
         <w:t xml:space="preserve"> </w:t>
       </w:r>
       <w:r>
-        <w:t xml:space="preserve">cách giải thích số tiền và bảo toàn lịch sử. Xem thêm:</w:t>
-      </w:r>
-      <w:r>
-        <w:t xml:space="preserve"> </w:t>
-      </w:r>
-      <w:hyperlink r:id="rId9">
-        <w:r>
-          <w:rPr>
-            <w:rStyle w:val="Hyperlink"/>
-          </w:rPr>
-          <w:t xml:space="preserve">mục lục PRD</w:t>
-        </w:r>
-      </w:hyperlink>
-      <w:r>
-        <w:t xml:space="preserve">.</w:t>
-      </w:r>
-    </w:p>
-    <w:bookmarkStart w:id="12" w:name="mục-tiêu-và-người-sử-dụng"/>
+        <w:t xml:space="preserve">cách giải thích số tiền và bảo toàn lịch sử. Xem thêm: mục lục PRD.</w:t>
+      </w:r>
+    </w:p>
+    <w:bookmarkStart w:id="9" w:name="mục-tiêu-và-người-sử-dụng"/>
     <w:p>
       <w:pPr>
         <w:pStyle w:val="Heading2"/>
@@ -146,34 +132,18 @@
       <w:r>
         <w:t xml:space="preserve"> </w:t>
       </w:r>
-      <w:hyperlink r:id="rId10">
-        <w:r>
-          <w:rPr>
-            <w:rStyle w:val="Hyperlink"/>
-          </w:rPr>
-          <w:t xml:space="preserve">Quy tắc cước và phụ phí dầu</w:t>
-        </w:r>
-      </w:hyperlink>
-      <w:r>
-        <w:t xml:space="preserve">. Quy trình sử dụng nằm tại</w:t>
-      </w:r>
-      <w:r>
-        <w:t xml:space="preserve"> </w:t>
-      </w:r>
-      <w:hyperlink r:id="rId11">
-        <w:r>
-          <w:rPr>
-            <w:rStyle w:val="Hyperlink"/>
-          </w:rPr>
-          <w:t xml:space="preserve">Phương án tính cước tự động</w:t>
-        </w:r>
-      </w:hyperlink>
-      <w:r>
-        <w:t xml:space="preserve">.</w:t>
-      </w:r>
-    </w:p>
-    <w:bookmarkEnd w:id="12"/>
-    <w:bookmarkStart w:id="13" w:name="thông-tin-cần-quản-lý"/>
+      <w:r>
+        <w:t xml:space="preserve">Quy tắc cước và phụ phí dầu. Quy trình sử dụng nằm tại</w:t>
+      </w:r>
+      <w:r>
+        <w:t xml:space="preserve"> </w:t>
+      </w:r>
+      <w:r>
+        <w:t xml:space="preserve">Phương án tính cước tự động.</w:t>
+      </w:r>
+    </w:p>
+    <w:bookmarkEnd w:id="9"/>
+    <w:bookmarkStart w:id="10" w:name="thông-tin-cần-quản-lý"/>
     <w:p>
       <w:pPr>
         <w:pStyle w:val="Heading2"/>
@@ -568,8 +538,8 @@
         <w:t xml:space="preserve">được lệch một đồng chỉ vì số hiển thị đã được rút gọn.</w:t>
       </w:r>
     </w:p>
-    <w:bookmarkEnd w:id="13"/>
-    <w:bookmarkStart w:id="14" w:name="dữ-liệu-long-minh-đã-ghi-nhận"/>
+    <w:bookmarkEnd w:id="10"/>
+    <w:bookmarkStart w:id="11" w:name="dữ-liệu-long-minh-đã-ghi-nhận"/>
     <w:p>
       <w:pPr>
         <w:pStyle w:val="Heading2"/>
@@ -961,8 +931,8 @@
         <w:t xml:space="preserve">minh hoạ để điền vào hợp đồng.</w:t>
       </w:r>
     </w:p>
-    <w:bookmarkEnd w:id="14"/>
-    <w:bookmarkStart w:id="15" w:name="hiệu-lực-và-thao-tác-thay-đổi-giá"/>
+    <w:bookmarkEnd w:id="11"/>
+    <w:bookmarkStart w:id="12" w:name="hiệu-lực-và-thao-tác-thay-đổi-giá"/>
     <w:p>
       <w:pPr>
         <w:pStyle w:val="Heading2"/>
@@ -1092,8 +1062,8 @@
         <w:t xml:space="preserve">mở rộng quyền chỉnh giá hoặc cho phép vượt kỳ đã khóa.</w:t>
       </w:r>
     </w:p>
-    <w:bookmarkEnd w:id="15"/>
-    <w:bookmarkStart w:id="16" w:name="khóa-cước-và-bảo-toàn-lịch-sử"/>
+    <w:bookmarkEnd w:id="12"/>
+    <w:bookmarkStart w:id="13" w:name="khóa-cước-và-bảo-toàn-lịch-sử"/>
     <w:p>
       <w:pPr>
         <w:pStyle w:val="Heading2"/>
@@ -1252,8 +1222,8 @@
         <w:t xml:space="preserve">ghi thêm khoản nợ khi bổ sung lịch sử.</w:t>
       </w:r>
     </w:p>
-    <w:bookmarkEnd w:id="16"/>
-    <w:bookmarkStart w:id="17" w:name="yêu-cầu-sử-dụng-và-phản-hồi"/>
+    <w:bookmarkEnd w:id="13"/>
+    <w:bookmarkStart w:id="14" w:name="yêu-cầu-sử-dụng-và-phản-hồi"/>
     <w:p>
       <w:pPr>
         <w:pStyle w:val="Heading2"/>
@@ -1364,8 +1334,8 @@
         <w:t xml:space="preserve">Không hứa lưu ngoại tuyến hoặc tự đồng bộ sau.</w:t>
       </w:r>
     </w:p>
-    <w:bookmarkEnd w:id="17"/>
-    <w:bookmarkStart w:id="18" w:name="tiêu-chí-chấp-nhận"/>
+    <w:bookmarkEnd w:id="14"/>
+    <w:bookmarkStart w:id="15" w:name="tiêu-chí-chấp-nhận"/>
     <w:p>
       <w:pPr>
         <w:pStyle w:val="Heading2"/>
@@ -1500,8 +1470,8 @@
         <w:t xml:space="preserve">dữ liệu dài, nhiều dòng, rỗng và lỗi; nhãn, số và nút không bị che/cắt.</w:t>
       </w:r>
     </w:p>
-    <w:bookmarkEnd w:id="18"/>
-    <w:bookmarkStart w:id="19" w:name="đầu-vào-nghiệp-vụ-còn-mở"/>
+    <w:bookmarkEnd w:id="15"/>
+    <w:bookmarkStart w:id="16" w:name="đầu-vào-nghiệp-vụ-còn-mở"/>
     <w:p>
       <w:pPr>
         <w:pStyle w:val="Heading2"/>
@@ -1578,8 +1548,8 @@
         <w:t xml:space="preserve">duyệt nội bộ.</w:t>
       </w:r>
     </w:p>
-    <w:bookmarkEnd w:id="19"/>
-    <w:bookmarkEnd w:id="20"/>
+    <w:bookmarkEnd w:id="16"/>
+    <w:bookmarkEnd w:id="17"/>
     <w:sectPr>
       <w:footnotePr>
         <w:numRestart w:val="eachSect"/>
